--- a/02-unity-basics/homework.docx
+++ b/02-unity-basics/homework.docx
@@ -137,25 +137,22 @@
           <w:kern w:val="0"/>
           <w:rtl/>
         </w:rPr>
-        <w:t>(</w:t>
-      </w:r>
-      <w:hyperlink r:id="rId8" w:history="1">
-        <w:r>
-          <w:rPr>
-            <w:rStyle w:val="Hyperlink"/>
-            <w:rFonts w:asciiTheme="minorBidi" w:hAnsiTheme="minorBidi" w:cs="David"/>
-            <w:kern w:val="0"/>
-          </w:rPr>
-          <w:t>4-github-and-unity</w:t>
-        </w:r>
-      </w:hyperlink>
+        <w:t>ששמו "</w:t>
+      </w:r>
+      <w:r>
+        <w:rPr>
+          <w:rFonts w:asciiTheme="minorBidi" w:hAnsiTheme="minorBidi" w:cs="David"/>
+          <w:kern w:val="0"/>
+        </w:rPr>
+        <w:t>4-github-and-unity</w:t>
+      </w:r>
       <w:r>
         <w:rPr>
           <w:rFonts w:asciiTheme="minorBidi" w:hAnsiTheme="minorBidi" w:cs="David" w:hint="cs"/>
           <w:kern w:val="0"/>
           <w:rtl/>
         </w:rPr>
-        <w:t>)</w:t>
+        <w:t>"</w:t>
       </w:r>
       <w:r>
         <w:rPr>
@@ -171,7 +168,7 @@
           <w:kern w:val="0"/>
           <w:rtl/>
         </w:rPr>
-        <w:t>שנמצא בתיקיה של השבוע הנוכחי בקורס</w:t>
+        <w:t>בתיקיה של השבוע הנוכחי בקורס</w:t>
       </w:r>
       <w:r>
         <w:rPr>
@@ -525,16 +522,7 @@
           <w:kern w:val="0"/>
           <w:rtl/>
         </w:rPr>
-        <w:t xml:space="preserve">יש לכתוב קוד קריא, מתועד, בלי מספרי קסם וכו' </w:t>
-      </w:r>
-      <w:r>
-        <w:rPr>
-          <w:rFonts w:asciiTheme="minorBidi" w:hAnsiTheme="minorBidi" w:cs="David"/>
-          <w:color w:val="00B050"/>
-          <w:kern w:val="0"/>
-          <w:rtl/>
-        </w:rPr>
-        <w:t>–</w:t>
+        <w:t>יש לכתוב קוד קריא</w:t>
       </w:r>
       <w:r>
         <w:rPr>
@@ -543,7 +531,7 @@
           <w:kern w:val="0"/>
           <w:rtl/>
         </w:rPr>
-        <w:t xml:space="preserve"> </w:t>
+        <w:t>,</w:t>
       </w:r>
       <w:r>
         <w:rPr>
@@ -552,7 +540,7 @@
           <w:kern w:val="0"/>
           <w:rtl/>
         </w:rPr>
-        <w:t>כמו שלמדתם בקורסים הקודמים.</w:t>
+        <w:t xml:space="preserve"> מתועד </w:t>
       </w:r>
       <w:r>
         <w:rPr>
@@ -561,7 +549,25 @@
           <w:kern w:val="0"/>
           <w:rtl/>
         </w:rPr>
-        <w:t xml:space="preserve"> </w:t>
+        <w:t>ו</w:t>
+      </w:r>
+      <w:r>
+        <w:rPr>
+          <w:rFonts w:asciiTheme="minorBidi" w:hAnsiTheme="minorBidi" w:cs="David" w:hint="cs"/>
+          <w:color w:val="00B050"/>
+          <w:kern w:val="0"/>
+          <w:rtl/>
+        </w:rPr>
+        <w:t>בלי מספרי קסם</w:t>
+      </w:r>
+      <w:r>
+        <w:rPr>
+          <w:rFonts w:asciiTheme="minorBidi" w:hAnsiTheme="minorBidi" w:cs="David" w:hint="cs"/>
+          <w:color w:val="00B050"/>
+          <w:kern w:val="0"/>
+          <w:rtl/>
+        </w:rPr>
+        <w:t xml:space="preserve">, כמו שלמדתם בקורסים קודמים. </w:t>
       </w:r>
     </w:p>
     <w:p>
@@ -584,16 +590,46 @@
           <w:kern w:val="0"/>
           <w:rtl/>
         </w:rPr>
-        <w:t xml:space="preserve">יש להשתמש בפעולות קלט </w:t>
-      </w:r>
+        <w:t>יש להשתמש ב-</w:t>
+      </w:r>
+      <w:proofErr w:type="spellStart"/>
       <w:r>
         <w:rPr>
           <w:rFonts w:asciiTheme="minorBidi" w:hAnsiTheme="minorBidi" w:cs="David"/>
           <w:color w:val="00B050"/>
           <w:kern w:val="0"/>
         </w:rPr>
+        <w:t>SerializeField</w:t>
+      </w:r>
+      <w:proofErr w:type="spellEnd"/>
+      <w:r>
+        <w:rPr>
+          <w:rFonts w:asciiTheme="minorBidi" w:hAnsiTheme="minorBidi" w:cs="David" w:hint="cs"/>
+          <w:color w:val="00B050"/>
+          <w:kern w:val="0"/>
+          <w:rtl/>
+        </w:rPr>
+        <w:t xml:space="preserve">  ו</w:t>
+      </w:r>
+      <w:r>
+        <w:rPr>
+          <w:rFonts w:asciiTheme="minorBidi" w:hAnsiTheme="minorBidi" w:cs="David" w:hint="cs"/>
+          <w:color w:val="00B050"/>
+          <w:kern w:val="0"/>
+          <w:rtl/>
+        </w:rPr>
+        <w:t xml:space="preserve">בפעולות קלט </w:t>
+      </w:r>
+      <w:proofErr w:type="spellStart"/>
+      <w:r>
+        <w:rPr>
+          <w:rFonts w:asciiTheme="minorBidi" w:hAnsiTheme="minorBidi" w:cs="David"/>
+          <w:color w:val="00B050"/>
+          <w:kern w:val="0"/>
+        </w:rPr>
         <w:t>InputAction</w:t>
       </w:r>
+      <w:proofErr w:type="spellEnd"/>
       <w:r>
         <w:rPr>
           <w:rFonts w:asciiTheme="minorBidi" w:hAnsiTheme="minorBidi" w:cs="David" w:hint="cs"/>
@@ -601,7 +637,25 @@
           <w:kern w:val="0"/>
           <w:rtl/>
         </w:rPr>
-        <w:t xml:space="preserve"> כמו שלמדנו בשיעור (ולא במערכת הקלט הישנה).</w:t>
+        <w:t>,</w:t>
+      </w:r>
+      <w:r>
+        <w:rPr>
+          <w:rFonts w:asciiTheme="minorBidi" w:hAnsiTheme="minorBidi" w:cs="David" w:hint="cs"/>
+          <w:color w:val="00B050"/>
+          <w:kern w:val="0"/>
+          <w:rtl/>
+        </w:rPr>
+        <w:t xml:space="preserve"> כמו שלמדנו בשיעור</w:t>
+      </w:r>
+      <w:r>
+        <w:rPr>
+          <w:rFonts w:asciiTheme="minorBidi" w:hAnsiTheme="minorBidi" w:cs="David" w:hint="cs"/>
+          <w:color w:val="00B050"/>
+          <w:kern w:val="0"/>
+          <w:rtl/>
+        </w:rPr>
+        <w:t>.</w:t>
       </w:r>
     </w:p>
     <w:p>
@@ -644,7 +698,29 @@
           <w:color w:val="00B050"/>
           <w:kern w:val="0"/>
         </w:rPr>
-        <w:t>.github/workflows</w:t>
+        <w:t>.</w:t>
+      </w:r>
+      <w:proofErr w:type="spellStart"/>
+      <w:r>
+        <w:rPr>
+          <w:rFonts w:asciiTheme="minorBidi" w:hAnsiTheme="minorBidi" w:cs="David"/>
+          <w:b/>
+          <w:bCs/>
+          <w:color w:val="00B050"/>
+          <w:kern w:val="0"/>
+        </w:rPr>
+        <w:t>github</w:t>
+      </w:r>
+      <w:proofErr w:type="spellEnd"/>
+      <w:r>
+        <w:rPr>
+          <w:rFonts w:asciiTheme="minorBidi" w:hAnsiTheme="minorBidi" w:cs="David"/>
+          <w:b/>
+          <w:bCs/>
+          <w:color w:val="00B050"/>
+          <w:kern w:val="0"/>
+        </w:rPr>
+        <w:t>/workflows</w:t>
       </w:r>
       <w:r>
         <w:rPr>
@@ -670,7 +746,27 @@
           <w:kern w:val="0"/>
           <w:rtl/>
         </w:rPr>
-        <w:t xml:space="preserve"> שנמצא באתר הקורס. אין לשנות את הקובץ. אם הבדיקות עברו בהצלחה, תוכלו לראות סימן וי ירוק ליד הקומיט שלכם בגיטהאב, כמו שרואים כאן:</w:t>
+        <w:t xml:space="preserve"> שנמצא באתר הקורס. אין לשנות את הקובץ. אם הבדיקות עברו בהצלחה, תוכלו לראות סימן וי ירוק ליד </w:t>
+      </w:r>
+      <w:proofErr w:type="spellStart"/>
+      <w:r>
+        <w:rPr>
+          <w:rFonts w:asciiTheme="minorBidi" w:hAnsiTheme="minorBidi" w:cs="David" w:hint="cs"/>
+          <w:color w:val="00B050"/>
+          <w:kern w:val="0"/>
+          <w:rtl/>
+        </w:rPr>
+        <w:t>הקומיט</w:t>
+      </w:r>
+      <w:proofErr w:type="spellEnd"/>
+      <w:r>
+        <w:rPr>
+          <w:rFonts w:asciiTheme="minorBidi" w:hAnsiTheme="minorBidi" w:cs="David" w:hint="cs"/>
+          <w:color w:val="00B050"/>
+          <w:kern w:val="0"/>
+          <w:rtl/>
+        </w:rPr>
+        <w:t xml:space="preserve"> שלכם בגיטהאב, כמו שרואים כאן:</w:t>
       </w:r>
     </w:p>
     <w:p>
@@ -707,7 +803,7 @@
                     <pic:cNvPicPr/>
                   </pic:nvPicPr>
                   <pic:blipFill>
-                    <a:blip r:embed="rId9"/>
+                    <a:blip r:embed="rId8"/>
                     <a:stretch>
                       <a:fillRect/>
                     </a:stretch>
@@ -755,7 +851,7 @@
         </w:rPr>
         <w:t xml:space="preserve"> </w:t>
       </w:r>
-      <w:hyperlink r:id="rId10" w:tgtFrame="_blank" w:history="1">
+      <w:hyperlink r:id="rId9" w:tgtFrame="_blank" w:history="1">
         <w:r>
           <w:rPr>
             <w:rStyle w:val="Hyperlink"/>
@@ -784,17 +880,6 @@
     </w:p>
     <w:p>
       <w:pPr>
-        <w:pStyle w:val="BodyText"/>
-        <w:rPr>
-          <w:rFonts w:asciiTheme="minorBidi" w:hAnsiTheme="minorBidi" w:cs="David"/>
-          <w:color w:val="FF0000"/>
-          <w:kern w:val="0"/>
-          <w:rtl/>
-        </w:rPr>
-      </w:pPr>
-    </w:p>
-    <w:p>
-      <w:pPr>
         <w:pStyle w:val="Heading2"/>
         <w:rPr>
           <w:rtl/>
@@ -1122,7 +1207,6 @@
           <w:rFonts w:ascii="David" w:hAnsi="David" w:cs="David"/>
           <w:rtl/>
         </w:rPr>
-        <w:lastRenderedPageBreak/>
         <w:t>הדגימו את הרכיב שלכם על כמה עצמים</w:t>
       </w:r>
       <w:r>
@@ -1153,6 +1237,7 @@
           <w:rFonts w:ascii="David" w:hAnsi="David" w:cs="David"/>
           <w:rtl/>
         </w:rPr>
+        <w:lastRenderedPageBreak/>
         <w:t xml:space="preserve">2. </w:t>
       </w:r>
       <w:r>
@@ -1388,21 +1473,17 @@
           <w:rFonts w:ascii="David" w:hAnsi="David" w:cs="David" w:hint="cs"/>
           <w:rtl/>
         </w:rPr>
-        <w:t xml:space="preserve"> השתמשו ב-</w:t>
-      </w:r>
-      <w:r>
-        <w:rPr>
-          <w:rFonts w:ascii="David" w:hAnsi="David" w:cs="David"/>
-        </w:rPr>
-        <w:t>InputAction</w:t>
-      </w:r>
-      <w:r>
-        <w:rPr>
-          <w:rFonts w:ascii="David" w:hAnsi="David" w:cs="David" w:hint="cs"/>
-          <w:rtl/>
-        </w:rPr>
-        <w:t xml:space="preserve"> כפי שנלמד בהרצאה.</w:t>
-      </w:r>
+        <w:t xml:space="preserve"> </w:t>
+      </w:r>
+    </w:p>
+    <w:p>
+      <w:pPr>
+        <w:pStyle w:val="BodyText"/>
+        <w:rPr>
+          <w:rFonts w:ascii="David" w:hAnsi="David" w:cs="David"/>
+          <w:rtl/>
+        </w:rPr>
+      </w:pPr>
     </w:p>
     <w:p>
       <w:pPr>
@@ -1927,21 +2008,51 @@
           <w:rFonts w:cs="David" w:hint="cs"/>
           <w:rtl/>
         </w:rPr>
-        <w:t>. קיראו כאן:</w:t>
-      </w:r>
+        <w:t xml:space="preserve">. </w:t>
+      </w:r>
+      <w:proofErr w:type="spellStart"/>
       <w:r>
         <w:rPr>
           <w:rFonts w:cs="David" w:hint="cs"/>
+          <w:rtl/>
+        </w:rPr>
+        <w:t>קיראו</w:t>
+      </w:r>
+      <w:proofErr w:type="spellEnd"/>
+      <w:r>
+        <w:rPr>
+          <w:rFonts w:cs="David" w:hint="cs"/>
+          <w:rtl/>
+        </w:rPr>
+        <w:t xml:space="preserve"> כאן:</w:t>
+      </w:r>
+      <w:r>
+        <w:rPr>
+          <w:rFonts w:cs="David" w:hint="cs"/>
         </w:rPr>
         <w:t xml:space="preserve"> </w:t>
       </w:r>
-      <w:hyperlink r:id="rId11" w:history="1">
+      <w:hyperlink r:id="rId10" w:history="1">
         <w:r>
           <w:rPr>
             <w:rStyle w:val="Hyperlink"/>
             <w:rFonts w:cs="David"/>
           </w:rPr>
-          <w:t>https://docs.unity3d.com/Manual/class-Camera.html</w:t>
+          <w:t>https://docs.unity3d.com/Manual/class-Cam</w:t>
+        </w:r>
+        <w:r>
+          <w:rPr>
+            <w:rStyle w:val="Hyperlink"/>
+            <w:rFonts w:cs="David"/>
+          </w:rPr>
+          <w:t>e</w:t>
+        </w:r>
+        <w:r>
+          <w:rPr>
+            <w:rStyle w:val="Hyperlink"/>
+            <w:rFonts w:cs="David"/>
+          </w:rPr>
+          <w:t>ra.html</w:t>
         </w:r>
       </w:hyperlink>
       <w:r>
@@ -2044,7 +2155,23 @@
           <w:rFonts w:cs="David" w:hint="cs"/>
           <w:rtl/>
         </w:rPr>
-        <w:t>3. בטאב ה"</w:t>
+        <w:t xml:space="preserve">3. </w:t>
+      </w:r>
+      <w:proofErr w:type="spellStart"/>
+      <w:r>
+        <w:rPr>
+          <w:rFonts w:cs="David" w:hint="cs"/>
+          <w:rtl/>
+        </w:rPr>
+        <w:t>בטאב</w:t>
+      </w:r>
+      <w:proofErr w:type="spellEnd"/>
+      <w:r>
+        <w:rPr>
+          <w:rFonts w:cs="David" w:hint="cs"/>
+          <w:rtl/>
+        </w:rPr>
+        <w:t xml:space="preserve"> ה"</w:t>
       </w:r>
       <w:r>
         <w:rPr>
@@ -2070,7 +2197,7 @@
           <w:rFonts w:cs="David" w:hint="cs"/>
           <w:rtl/>
         </w:rPr>
-        <w:t xml:space="preserve"> כדי לסובב את הסימולטור, וכך לדמות מצב שהשחקן מסובב את הטלפון שלו ממצב אופקי לאנכי ולהיפך. שימו לב, שכאשר אתם מסובבים את הסימולטור למצב אנכי, כל העצמים בסצינה נראים גדולים יותר. </w:t>
+        <w:t xml:space="preserve"> כדי לסובב את הסימולטור, וכך לדמות מצב שהשחקן מסובב את הטלפון שלו ממצב אופקי לאנכי ולהיפך. שימו לב, שכאשר אתם מסובבים את הסימולטור למצב אנכי, כל העצמים בסצנה נראים גדולים יותר. </w:t>
       </w:r>
     </w:p>
     <w:p>
@@ -2185,11 +2312,19 @@
         </w:rPr>
         <w:t xml:space="preserve"> </w:t>
       </w:r>
+      <w:proofErr w:type="spellStart"/>
       <w:r>
         <w:rPr>
           <w:rFonts w:cs="David"/>
         </w:rPr>
-        <w:t xml:space="preserve">orthographicSize </w:t>
+        <w:t>orthographicSize</w:t>
+      </w:r>
+      <w:proofErr w:type="spellEnd"/>
+      <w:r>
+        <w:rPr>
+          <w:rFonts w:cs="David"/>
+        </w:rPr>
+        <w:t xml:space="preserve"> </w:t>
       </w:r>
       <w:r>
         <w:rPr>
@@ -2433,8 +2568,8 @@
       </w:pPr>
     </w:p>
     <w:sectPr>
-      <w:headerReference w:type="default" r:id="rId12"/>
-      <w:footerReference w:type="default" r:id="rId13"/>
+      <w:headerReference w:type="default" r:id="rId11"/>
+      <w:footerReference w:type="default" r:id="rId12"/>
       <w:pgSz w:w="11906" w:h="16838"/>
       <w:pgMar w:top="1642" w:right="1134" w:bottom="1687" w:left="1134" w:header="1134" w:footer="1134" w:gutter="0"/>
       <w:cols w:space="720"/>
